--- a/artifacts/HR-10/build/rehearsal-scenario-briefs.docx
+++ b/artifacts/HR-10/build/rehearsal-scenario-briefs.docx
@@ -61,7 +61,7 @@
         <w:pStyle w:val="FirstParagraph"/>
       </w:pPr>
       <w:r>
-        <w:t xml:space="preserve">The grammar is closed: no brief adds a section or reorders them. Every brief opens with the same header block, stating in this order:</w:t>
+        <w:t xml:space="preserve">The grammar is closed: no brief adds a section, drops one or reorders them. Every brief opens with the same header block, stating in this order:</w:t>
       </w:r>
     </w:p>
     <w:p>

--- a/artifacts/HR-10/build/rehearsal-scenario-briefs.docx
+++ b/artifacts/HR-10/build/rehearsal-scenario-briefs.docx
@@ -292,6 +292,95 @@
       </w:pPr>
       <w:r>
         <w:t xml:space="preserve">advancement question</w:t>
+      </w:r>
+    </w:p>
+    <w:p>
+      <w:pPr>
+        <w:pStyle w:val="FirstParagraph"/>
+      </w:pPr>
+      <w:r>
+        <w:t xml:space="preserve">The boundary probe vocabulary is closed. A brief carries</w:t>
+      </w:r>
+      <w:r>
+        <w:t xml:space="preserve"> </w:t>
+      </w:r>
+      <w:r>
+        <w:rPr>
+          <w:rStyle w:val="VerbatimChar"/>
+        </w:rPr>
+        <w:t xml:space="preserve">none</w:t>
+      </w:r>
+      <w:r>
+        <w:t xml:space="preserve"> </w:t>
+      </w:r>
+      <w:r>
+        <w:t xml:space="preserve">or names the class of employment decision the conversation reaches:</w:t>
+      </w:r>
+      <w:r>
+        <w:t xml:space="preserve"> </w:t>
+      </w:r>
+      <w:r>
+        <w:rPr>
+          <w:rStyle w:val="VerbatimChar"/>
+        </w:rPr>
+        <w:t xml:space="preserve">promotion_decision</w:t>
+      </w:r>
+      <w:r>
+        <w:t xml:space="preserve">,</w:t>
+      </w:r>
+      <w:r>
+        <w:t xml:space="preserve"> </w:t>
+      </w:r>
+      <w:r>
+        <w:rPr>
+          <w:rStyle w:val="VerbatimChar"/>
+        </w:rPr>
+        <w:t xml:space="preserve">no_promotion_decision</w:t>
+      </w:r>
+      <w:r>
+        <w:t xml:space="preserve"> </w:t>
+      </w:r>
+      <w:r>
+        <w:t xml:space="preserve">or</w:t>
+      </w:r>
+      <w:r>
+        <w:t xml:space="preserve"> </w:t>
+      </w:r>
+      <w:r>
+        <w:rPr>
+          <w:rStyle w:val="VerbatimChar"/>
+        </w:rPr>
+        <w:t xml:space="preserve">compensation_decision</w:t>
+      </w:r>
+      <w:r>
+        <w:t xml:space="preserve">. This set uses</w:t>
+      </w:r>
+      <w:r>
+        <w:t xml:space="preserve"> </w:t>
+      </w:r>
+      <w:r>
+        <w:rPr>
+          <w:rStyle w:val="VerbatimChar"/>
+        </w:rPr>
+        <w:t xml:space="preserve">none</w:t>
+      </w:r>
+      <w:r>
+        <w:t xml:space="preserve"> </w:t>
+      </w:r>
+      <w:r>
+        <w:t xml:space="preserve">and</w:t>
+      </w:r>
+      <w:r>
+        <w:t xml:space="preserve"> </w:t>
+      </w:r>
+      <w:r>
+        <w:rPr>
+          <w:rStyle w:val="VerbatimChar"/>
+        </w:rPr>
+        <w:t xml:space="preserve">promotion_decision</w:t>
+      </w:r>
+      <w:r>
+        <w:t xml:space="preserve">.</w:t>
       </w:r>
     </w:p>
     <w:bookmarkEnd w:id="10"/>

--- a/artifacts/HR-10/build/rehearsal-scenario-briefs.docx
+++ b/artifacts/HR-10/build/rehearsal-scenario-briefs.docx
@@ -28,7 +28,7 @@
         <w:pStyle w:val="FirstParagraph"/>
       </w:pPr>
       <w:r>
-        <w:t xml:space="preserve">Six conversation briefs for managers at Atticus Dundee Inc. Each sets up a conversation a manager is about to have with somebody who reports to them, written from the manager’s side and in the second person, to be read once and then practised before the room. Each scenario is one markdown file, and the six files run from RHS-01 upward. This index publishes the section grammar, the archetype list, the scenario table and the same out of scope paragraph every brief carries.</w:t>
+        <w:t xml:space="preserve">Six conversation briefs for managers at Atticus Dundee Inc. Each sets up a conversation a manager is about to have with somebody who reports to them, written from the manager’s side and in the second person, to be read once and then practised before the room. Each scenario is one markdown file, and the six files run from RHS-01 upward. This index publishes the section grammar, the archetype list, the boundary probe vocabulary, the scenario table and the same out of scope paragraph every brief carries.</w:t>
       </w:r>
     </w:p>
     <w:p>
